--- a/documentacion_proyecto/Guia_Bloques_C_y_D.docx
+++ b/documentacion_proyecto/Guia_Bloques_C_y_D.docx
@@ -835,7 +835,7 @@
           <w:sz w:val="22"/>
           <w:szCs w:val="22"/>
         </w:rPr>
-        <w:t xml:space="preserve">El objetivo es que el dibujo venga de la web en lugar de la cinta de papel perforada. El telar ya tiene las seis bobinas de selección instaladas y funcionando: no hay que comprarlas ni montarlas.</w:t>
+        <w:t xml:space="preserve">El objetivo es que el dibujo venga de la web en lugar de la cinta de papel perforada. El telar ya tiene las cuatro bobinas de selección instaladas y funcionando: no hay que comprarlas ni montarlas.</w:t>
       </w:r>
     </w:p>
     <w:p>
@@ -1857,7 +1857,7 @@
           <w:sz w:val="22"/>
           <w:szCs w:val="22"/>
         </w:rPr>
-        <w:t xml:space="preserve">Pata 1 del relé, a través de una resistencia de 330 ohm, a un pin libre del microcontrolador. Por ejemplo los pines 18, 19, 21, 22, 23 y 4 para los seis canales.</w:t>
+        <w:t xml:space="preserve">Pata 1 del relé, a través de una resistencia de 330 ohm, a un pin libre del microcontrolador. Por ejemplo los pines 18, 19, 21, 22, 23 y 4 para los cuatro canales.</w:t>
       </w:r>
     </w:p>
     <w:p>

--- a/documentacion_proyecto/Guia_Bloques_C_y_D.docx
+++ b/documentacion_proyecto/Guia_Bloques_C_y_D.docx
@@ -1026,7 +1026,7 @@
           <w:sz w:val="22"/>
           <w:szCs w:val="22"/>
         </w:rPr>
-        <w:t xml:space="preserve">Seis relés PhotoMOS Panasonic AQY212GH, </w:t>
+        <w:t xml:space="preserve">Cuatro relés PhotoMOS Panasonic AQY212GH, </w:t>
       </w:r>
       <w:r>
         <w:rPr>
@@ -1054,7 +1054,7 @@
           <w:sz w:val="22"/>
           <w:szCs w:val="22"/>
         </w:rPr>
-        <w:t xml:space="preserve">Seis resistencias de 330 ohm, </w:t>
+        <w:t xml:space="preserve">Cuatro resistencias de 330 ohm, </w:t>
       </w:r>
       <w:r>
         <w:rPr>
@@ -1649,7 +1649,7 @@
           <w:sz w:val="21"/>
           <w:szCs w:val="21"/>
         </w:rPr>
-        <w:t xml:space="preserve">Armar un canal completo, probarlo en la máquina y recién entonces comprar los cinco restantes. Si algo del comportamiento del lector óptico no fuera el previsto, conviene descubrirlo con un componente y no con seis.</w:t>
+        <w:t xml:space="preserve">Armar un canal completo, probarlo en la máquina y recién entonces comprar los tres restantes. Si algo del comportamiento del lector óptico no fuera el previsto, conviene descubrirlo con un componente y no con cuatro.</w:t>
       </w:r>
     </w:p>
     <w:p>
@@ -1857,7 +1857,7 @@
           <w:sz w:val="22"/>
           <w:szCs w:val="22"/>
         </w:rPr>
-        <w:t xml:space="preserve">Pata 1 del relé, a través de una resistencia de 330 ohm, a un pin libre del microcontrolador. Por ejemplo los pines 18, 19, 21, 22, 23 y 4 para los cuatro canales.</w:t>
+        <w:t xml:space="preserve">Pata 1 del relé, a través de una resistencia de 330 ohm, a un pin libre del microcontrolador. Por ejemplo los pines 18, 19, 21 y 22 para los cuatro canales.</w:t>
       </w:r>
     </w:p>
     <w:p>
@@ -2253,7 +2253,7 @@
           <w:sz w:val="22"/>
           <w:szCs w:val="22"/>
         </w:rPr>
-        <w:t xml:space="preserve">Seis GPIO de salida, uno por canal.</w:t>
+        <w:t xml:space="preserve">Cuatro GPIO de salida, uno por canal.</w:t>
       </w:r>
     </w:p>
     <w:p>

--- a/documentacion_proyecto/Guia_Bloques_C_y_D.docx
+++ b/documentacion_proyecto/Guia_Bloques_C_y_D.docx
@@ -1026,15 +1026,7 @@
           <w:sz w:val="22"/>
           <w:szCs w:val="22"/>
         </w:rPr>
-        <w:t xml:space="preserve">Cuatro relés PhotoMOS Panasonic AQY212GH, </w:t>
-      </w:r>
-      <w:r>
-        <w:rPr>
-          <w:rFonts w:ascii="IBM Plex Sans" w:cs="IBM Plex Sans" w:eastAsia="IBM Plex Sans" w:hAnsi="IBM Plex Sans"/>
-          <w:sz w:val="22"/>
-          <w:szCs w:val="22"/>
-        </w:rPr>
-        <w:t xml:space="preserve">uno por lector óptico. Es un relé de estado sólido con salida de MOSFET, en encapsulado DIP de cuatro patas para inserción, que soporta 60 V y 1 A.</w:t>
+        <w:t>Cuatro relés OptoMOS LCA110 de IXYS, uno por lector óptico. Es un relé de estado sólido con salida de MOSFET, en encapsulado DIP de seis patas para inserción, que soporta 350 V y 120 mA.</w:t>
       </w:r>
     </w:p>
     <w:p>
@@ -1085,7 +1077,7 @@
           <w:sz w:val="22"/>
           <w:szCs w:val="22"/>
         </w:rPr>
-        <w:t xml:space="preserve">los SSR del tipo SSR-10DA funcionan con un triac, y un triac necesita una corriente mínima circulando para mantenerse encendido. La documentación técnica de Omron lo especifica: si la corriente de carga es menor a 0,1 A, la salida puede no permanecer encendida, produciendo oscilaciones o directamente no encendiendo. Este sistema no conmuta una carga de potencia sino la señal de un lector óptico, que muy probablemente consuma unos pocos miliamperes, de modo que un SSR común podría no llegar a encender nunca. El relé PhotoMOS no tiene ese límite: funciona igual con un miliampere que con uno completo.</w:t>
+        <w:t xml:space="preserve">los SSR del tipo SSR-10DA funcionan con un triac, y un triac necesita una corriente mínima circulando para mantenerse encendido. La documentación técnica de Omron lo especifica: si la corriente de carga es menor a 0,1 A, la salida puede no permanecer encendida, produciendo oscilaciones o directamente no encendiendo. Este sistema no conmuta una carga de potencia sino la señal de un lector óptico, que muy probablemente consuma unos pocos miliamperes, de modo que un SSR común podría no llegar a encender nunca. El relé LCA110 no tiene ese límite: funciona igual con un miliampere que con uno completo.</w:t>
       </w:r>
     </w:p>
     <w:p>
@@ -1108,7 +1100,7 @@
           <w:sz w:val="22"/>
           <w:szCs w:val="22"/>
         </w:rPr>
-        <w:t xml:space="preserve">un SSR con triac deja pasar hasta 2 mA aunque esté apagado. Si el lector óptico maneja 5 mA, esa fuga equivale a casi la mitad de la señal, y la plaqueta del telar podría interpretarla como señal presente. La fuga del PhotoMOS se mide en nanoamperes, con lo que el problema no existe.</w:t>
+        <w:t xml:space="preserve">un SSR con triac deja pasar hasta 2 mA aunque esté apagado. Si el lector óptico maneja 5 mA, esa fuga equivale a casi la mitad de la señal, y la plaqueta del telar podría interpretarla como señal presente. La fuga del LCA110 es de a lo sumo un microampere, con lo que el problema no existe.</w:t>
       </w:r>
     </w:p>
     <w:tbl>
@@ -1178,7 +1170,7 @@
                 <w:sz w:val="19"/>
                 <w:szCs w:val="19"/>
               </w:rPr>
-              <w:t xml:space="preserve">Relé PhotoMOS AQY212GH</w:t>
+              <w:t>Relé OptoMOS LCA110</w:t>
             </w:r>
           </w:p>
         </w:tc>
@@ -1611,15 +1603,7 @@
           <w:sz w:val="22"/>
           <w:szCs w:val="22"/>
         </w:rPr>
-        <w:t xml:space="preserve">Sobre el código del componente: </w:t>
-      </w:r>
-      <w:r>
-        <w:rPr>
-          <w:rFonts w:ascii="IBM Plex Sans" w:cs="IBM Plex Sans" w:eastAsia="IBM Plex Sans" w:hAnsi="IBM Plex Sans"/>
-          <w:sz w:val="22"/>
-          <w:szCs w:val="22"/>
-        </w:rPr>
-        <w:t xml:space="preserve">la letra final indica el encapsulado. La H corresponde al formato DIP de inserción, que es el que entra en la placa perforada, y la S al de montaje superficial, que requiere adaptador. Hay que pedir específicamente el AQY212GH. El AQY212EH es una alternativa válida: mismo principio, 550 mA en lugar de 1 A y aislamiento reforzado de 5.000 V.</w:t>
+        <w:t>Sobre el encapsulado: el LCA110 existe en dos formatos. Hay que pedir el DIP de seis patas, que es el de inserción y entra en la placa perforada; el SOP-6 es de montaje superficial y requiere soldadura fina. Si no se consigue, son alternativas con el mismo principio (salida MOSFET, sin corriente mínima) el AQY212GH de Panasonic, el G3VM-61A1 de Omron o el TLP3021 de Toshiba, teniendo en cuenta que cada uno tiene su propia disposición de patas.</w:t>
       </w:r>
     </w:p>
     <w:p>
@@ -1960,7 +1944,7 @@
           <w:sz w:val="22"/>
           <w:szCs w:val="22"/>
         </w:rPr>
-        <w:t xml:space="preserve">Las patas 3 y 4 van en el circuito del lector óptico. Cómo se colocan depende de lo que haya dado la medición del paso 1:</w:t>
+        <w:t>Las patas 4 y 6 van en el circuito del lector óptico; la 3 y la 5 quedan sin conectar. Cómo se colocan depende de lo que haya dado la medición del paso 1:</w:t>
       </w:r>
     </w:p>
     <w:p>

--- a/documentacion_proyecto/Guia_Bloques_C_y_D.docx
+++ b/documentacion_proyecto/Guia_Bloques_C_y_D.docx
@@ -61,7 +61,7 @@
           <w:sz w:val="22"/>
           <w:szCs w:val="22"/>
         </w:rPr>
-        <w:t xml:space="preserve">Esta guía ordena lo que falta hacer en los dos bloques que quedan. A diferencia del Bloque A, que ya está armado y validado en banco, acá hay pasos que dependen de mediciones sobre la máquina en marcha: hasta no tenerlas, no se puede saber qué componente comprar ni cómo conectarlo. Por eso cada bloque arranca con lo que hay que medir.</w:t>
+        <w:t>Esta guía ordena lo que falta hacer en los dos bloques que quedan. A diferencia del Bloque A, que ya está instalado y probado en el telar (19/09/2026), acá hay pasos que dependen de mediciones sobre la máquina en marcha: hasta no tenerlas, no se puede saber qué componente comprar ni cómo conectarlo. Por eso cada bloque arranca con lo que hay que medir.</w:t>
       </w:r>
     </w:p>
     <w:p>
@@ -322,6 +322,9 @@
           <w:szCs w:val="22"/>
         </w:rPr>
         <w:t xml:space="preserve">Es el paso que no se puede saltear ni resolver desde el escritorio. Con el telar andando lento, hay que encontrar un eje accesible que complete exactamente una vuelta por cada pasada. Si girara dos veces, el conteo saldría al doble.</w:t>
+      </w:r>
+      <w:r>
+        <w:t xml:space="preserve"> En el C 401 ese eje ya se identificó, y el soporte del sensor se montó el 10/09/2026.</w:t>
       </w:r>
     </w:p>
     <w:p>

--- a/documentacion_proyecto/Guia_Bloques_C_y_D.docx
+++ b/documentacion_proyecto/Guia_Bloques_C_y_D.docx
@@ -324,7 +324,7 @@
         <w:t xml:space="preserve">Es el paso que no se puede saltear ni resolver desde el escritorio. Con el telar andando lento, hay que encontrar un eje accesible que complete exactamente una vuelta por cada pasada. Si girara dos veces, el conteo saldría al doble.</w:t>
       </w:r>
       <w:r>
-        <w:t xml:space="preserve"> En el C 401 ese eje ya se identificó, y el soporte del sensor se montó el 10/09/2026.</w:t>
+        <w:t xml:space="preserve"> En el C 201 ese eje ya se identificó, y el soporte del sensor se montó el 10/09/2026.</w:t>
       </w:r>
     </w:p>
     <w:p>

--- a/documentacion_proyecto/Guia_Bloques_C_y_D.docx
+++ b/documentacion_proyecto/Guia_Bloques_C_y_D.docx
@@ -964,7 +964,7 @@
           <w:sz w:val="22"/>
           <w:szCs w:val="22"/>
         </w:rPr>
-        <w:t xml:space="preserve">Define si el SSR va en serie o en paralelo con el lector. Se ve comparando la medición con un agujero delante del lector y sin él.</w:t>
+        <w:t xml:space="preserve">Define si el relé LCA110 va en serie o en paralelo con el lector. Se ve comparando la medición con un agujero delante del lector y sin él.</w:t>
       </w:r>
     </w:p>
     <w:p>

--- a/documentacion_proyecto/Guia_Bloques_C_y_D.docx
+++ b/documentacion_proyecto/Guia_Bloques_C_y_D.docx
@@ -548,7 +548,7 @@
           <w:sz w:val="22"/>
           <w:szCs w:val="22"/>
         </w:rPr>
-        <w:t xml:space="preserve">Marrón del sensor al positivo, azul al negativo. El negativo debe compartirse con el GND del sistema.</w:t>
+        <w:t xml:space="preserve">Marrón del sensor al positivo, azul al negativo de esa misma alimentación. Ese negativo NO se une al GND del ESP32: el aislamiento entre el telar y el circuito lo da el optoacoplador.</w:t>
       </w:r>
     </w:p>
     <w:p>
@@ -605,43 +605,43 @@
           <w:sz w:val="22"/>
           <w:szCs w:val="22"/>
         </w:rPr>
-        <w:t xml:space="preserve">Cable negro del sensor → resistencia limitadora → pin 1 del PC817.</w:t>
-      </w:r>
-    </w:p>
-    <w:p>
-      <w:pPr>
-        <w:pStyle w:val="ListParagraph"/>
-        <w:numPr>
-          <w:ilvl w:val="0"/>
-          <w:numId w:val="2"/>
-        </w:numPr>
-        <w:spacing w:after="90"/>
-      </w:pPr>
-      <w:r>
-        <w:rPr>
-          <w:rFonts w:ascii="IBM Plex Sans" w:cs="IBM Plex Sans" w:eastAsia="IBM Plex Sans" w:hAnsi="IBM Plex Sans"/>
-          <w:sz w:val="22"/>
-          <w:szCs w:val="22"/>
-        </w:rPr>
-        <w:t xml:space="preserve">Pin 2 del PC817 → negativo de esa alimentación.</w:t>
-      </w:r>
-    </w:p>
-    <w:p>
-      <w:pPr>
-        <w:pStyle w:val="ListParagraph"/>
-        <w:numPr>
-          <w:ilvl w:val="0"/>
-          <w:numId w:val="2"/>
-        </w:numPr>
-        <w:spacing w:after="90"/>
-      </w:pPr>
-      <w:r>
-        <w:rPr>
-          <w:rFonts w:ascii="IBM Plex Sans" w:cs="IBM Plex Sans" w:eastAsia="IBM Plex Sans" w:hAnsi="IBM Plex Sans"/>
-          <w:sz w:val="22"/>
-          <w:szCs w:val="22"/>
-        </w:rPr>
-        <w:t xml:space="preserve">Pin 4 → GPIO libre del ESP32, con pull-up de 10 kΩ a 3,3 V.</w:t>
+        <w:t xml:space="preserve">Positivo de la alimentación del telar → resistencia limitadora (1,2 kΩ con 12 a 14 V) → pin 1 del PC817.</w:t>
+      </w:r>
+    </w:p>
+    <w:p>
+      <w:pPr>
+        <w:pStyle w:val="ListParagraph"/>
+        <w:numPr>
+          <w:ilvl w:val="0"/>
+          <w:numId w:val="2"/>
+        </w:numPr>
+        <w:spacing w:after="90"/>
+      </w:pPr>
+      <w:r>
+        <w:rPr>
+          <w:rFonts w:ascii="IBM Plex Sans" w:cs="IBM Plex Sans" w:eastAsia="IBM Plex Sans" w:hAnsi="IBM Plex Sans"/>
+          <w:sz w:val="22"/>
+          <w:szCs w:val="22"/>
+        </w:rPr>
+        <w:t xml:space="preserve">Pin 2 del PC817 → cable negro del sensor. Cuando el sensor detecta, el negro se une al azul y el LED del optoacoplador enciende.</w:t>
+      </w:r>
+    </w:p>
+    <w:p>
+      <w:pPr>
+        <w:pStyle w:val="ListParagraph"/>
+        <w:numPr>
+          <w:ilvl w:val="0"/>
+          <w:numId w:val="2"/>
+        </w:numPr>
+        <w:spacing w:after="90"/>
+      </w:pPr>
+      <w:r>
+        <w:rPr>
+          <w:rFonts w:ascii="IBM Plex Sans" w:cs="IBM Plex Sans" w:eastAsia="IBM Plex Sans" w:hAnsi="IBM Plex Sans"/>
+          <w:sz w:val="22"/>
+          <w:szCs w:val="22"/>
+        </w:rPr>
+        <w:t xml:space="preserve">Pin 4 → GPIO 35 del ESP32, con pull-up de 10 kΩ a 3,3 V.</w:t>
       </w:r>
     </w:p>
     <w:p>

--- a/documentacion_proyecto/Guia_Bloques_C_y_D.docx
+++ b/documentacion_proyecto/Guia_Bloques_C_y_D.docx
@@ -1792,7 +1792,7 @@
           <w:sz w:val="22"/>
           <w:szCs w:val="22"/>
         </w:rPr>
-        <w:t xml:space="preserve">Patas 3 y 4, la salida: </w:t>
+        <w:t xml:space="preserve">Patas 4 y 6, la salida (la 3 y la 5 quedan sin conectar): </w:t>
       </w:r>
       <w:r>
         <w:rPr>
@@ -2016,7 +2016,7 @@
           <w:sz w:val="22"/>
           <w:szCs w:val="22"/>
         </w:rPr>
-        <w:t xml:space="preserve">En cualquiera de los dos casos hay que cortar uno de los hilos del lector para intercalar el relé, o derivar de sus terminales.</w:t>
+        <w:t xml:space="preserve">En paralelo no se corta nada: las patas 4 y 6 van a los dos terminales del lector. En serie hay que cortar uno de los hilos para intercalar el relé.</w:t>
       </w:r>
     </w:p>
     <w:p>
@@ -2121,7 +2121,7 @@
           <w:sz w:val="22"/>
           <w:szCs w:val="22"/>
         </w:rPr>
-        <w:t xml:space="preserve">Patas 3 y 4 del relé a los dos hilos del lector óptico, en serie o en paralelo según la medición.</w:t>
+        <w:t xml:space="preserve">Patas 4 y 6 del relé a los dos hilos del lector óptico, en serie o en paralelo según la medición.</w:t>
       </w:r>
     </w:p>
     <w:p>
@@ -2196,7 +2196,7 @@
           <w:sz w:val="22"/>
           <w:szCs w:val="22"/>
         </w:rPr>
-        <w:t xml:space="preserve">Conectar un único lector y verificar que el sistema pueda reproducir lo que hace el papel. Recién cuando ese canal funcione, sumar los otros dos.</w:t>
+        <w:t xml:space="preserve">Conectar un único lector y verificar que el sistema pueda reproducir lo que hace el papel. Recién cuando ese canal funcione, sumar los otros tres.</w:t>
       </w:r>
     </w:p>
     <w:p>

--- a/documentacion_proyecto/Guia_Bloques_C_y_D.docx
+++ b/documentacion_proyecto/Guia_Bloques_C_y_D.docx
@@ -891,7 +891,7 @@
           <w:sz w:val="22"/>
           <w:szCs w:val="22"/>
         </w:rPr>
-        <w:t xml:space="preserve">Según explicó el dueño de la planta, cada lector se corta con una llave: en vez de que sea el papel el que interrumpa el haz, lo hace un interruptor electrónico que entrega un 1 o un 0. Las plaquetas quedan intactas y siguen haciendo su trabajo.</w:t>
+        <w:t xml:space="preserve">Según explicó el dueño de la planta, con agujero el lector da la señal que activa la bobina. En la conexión final, la más segura, el relé ocupa el lugar del lector y da esa señal cuando el microcontrolador lo pide. Las plaquetas y las bobinas quedan intactas y siguen haciendo su trabajo.</w:t>
       </w:r>
     </w:p>
     <w:p>
@@ -928,43 +928,43 @@
           <w:sz w:val="22"/>
           <w:szCs w:val="22"/>
         </w:rPr>
-        <w:t xml:space="preserve">Tensión y corriente en la salida de un lector óptico. </w:t>
-      </w:r>
-      <w:r>
-        <w:rPr>
-          <w:rFonts w:ascii="IBM Plex Sans" w:cs="IBM Plex Sans" w:eastAsia="IBM Plex Sans" w:hAnsi="IBM Plex Sans"/>
-          <w:sz w:val="22"/>
-          <w:szCs w:val="22"/>
-        </w:rPr>
-        <w:t xml:space="preserve">Define qué relé de estado sólido comprar. Se mide con el multímetro sobre los terminales del lector, con el telar encendido.</w:t>
-      </w:r>
-    </w:p>
-    <w:p>
-      <w:pPr>
-        <w:pStyle w:val="ListParagraph"/>
-        <w:numPr>
-          <w:ilvl w:val="0"/>
-          <w:numId w:val="2"/>
-        </w:numPr>
-        <w:spacing w:after="90"/>
-      </w:pPr>
-      <w:r>
-        <w:rPr>
-          <w:rFonts w:ascii="IBM Plex Sans" w:cs="IBM Plex Sans" w:eastAsia="IBM Plex Sans" w:hAnsi="IBM Plex Sans"/>
-          <w:b/>
-          <w:bCs/>
-          <w:sz w:val="22"/>
-          <w:szCs w:val="22"/>
-        </w:rPr>
-        <w:t xml:space="preserve">Si el agujero del papel abre o cierra el circuito. </w:t>
-      </w:r>
-      <w:r>
-        <w:rPr>
-          <w:rFonts w:ascii="IBM Plex Sans" w:cs="IBM Plex Sans" w:eastAsia="IBM Plex Sans" w:hAnsi="IBM Plex Sans"/>
-          <w:sz w:val="22"/>
-          <w:szCs w:val="22"/>
-        </w:rPr>
-        <w:t xml:space="preserve">Define si el relé LCA110 va en serie o en paralelo con el lector. Se ve comparando la medición con un agujero delante del lector y sin él.</w:t>
+        <w:t xml:space="preserve">Tensión de alimentación de un lector óptico. </w:t>
+      </w:r>
+      <w:r>
+        <w:rPr>
+          <w:rFonts w:ascii="IBM Plex Sans" w:cs="IBM Plex Sans" w:eastAsia="IBM Plex Sans" w:hAnsi="IBM Plex Sans"/>
+          <w:sz w:val="22"/>
+          <w:szCs w:val="22"/>
+        </w:rPr>
+        <w:t xml:space="preserve">Entre el + y el − de su conector en la plaqueta: define la resistencia de protección (220 Ω 2 W hasta 15 V, 470 Ω 3 W de 15 a 30 V). Se mide con el multímetro, con el telar encendido y sin tejer.</w:t>
+      </w:r>
+    </w:p>
+    <w:p>
+      <w:pPr>
+        <w:pStyle w:val="ListParagraph"/>
+        <w:numPr>
+          <w:ilvl w:val="0"/>
+          <w:numId w:val="2"/>
+        </w:numPr>
+        <w:spacing w:after="90"/>
+      </w:pPr>
+      <w:r>
+        <w:rPr>
+          <w:rFonts w:ascii="IBM Plex Sans" w:cs="IBM Plex Sans" w:eastAsia="IBM Plex Sans" w:hAnsi="IBM Plex Sans"/>
+          <w:b/>
+          <w:bCs/>
+          <w:sz w:val="22"/>
+          <w:szCs w:val="22"/>
+        </w:rPr>
+        <w:t xml:space="preserve">Qué hace la señal con agujero. </w:t>
+      </w:r>
+      <w:r>
+        <w:rPr>
+          <w:rFonts w:ascii="IBM Plex Sans" w:cs="IBM Plex Sans" w:eastAsia="IBM Plex Sans" w:hAnsi="IBM Plex Sans"/>
+          <w:sz w:val="22"/>
+          <w:szCs w:val="22"/>
+        </w:rPr>
+        <w:t xml:space="preserve">Contra el −, con papel tiene que dar unos 0 V y con agujero, cerca de +V: confirma la conexión final. Si diera al revés, es la variante 2B. Se ve avanzando la cinta con el botón Impulso.</w:t>
       </w:r>
     </w:p>
     <w:p>
@@ -1058,6 +1058,34 @@
           <w:szCs w:val="22"/>
         </w:rPr>
         <w:t xml:space="preserve">una por canal, entre el pin del microcontrolador y la entrada del relé. Ya se dispone de ellas.</w:t>
+      </w:r>
+    </w:p>
+    <w:p>
+      <w:pPr>
+        <w:pStyle w:val="ListParagraph"/>
+        <w:numPr>
+          <w:ilvl w:val="0"/>
+          <w:numId w:val="2"/>
+        </w:numPr>
+        <w:spacing w:after="90"/>
+      </w:pPr>
+      <w:r>
+        <w:rPr>
+          <w:rFonts w:ascii="IBM Plex Sans" w:cs="IBM Plex Sans" w:eastAsia="IBM Plex Sans" w:hAnsi="IBM Plex Sans"/>
+          <w:b/>
+          <w:bCs/>
+          <w:sz w:val="22"/>
+          <w:szCs w:val="22"/>
+        </w:rPr>
+        <w:t xml:space="preserve">Cuatro resistencias de protección y cuatro de 10 kΩ ½ W, </w:t>
+      </w:r>
+      <w:r>
+        <w:rPr>
+          <w:rFonts w:ascii="IBM Plex Sans" w:cs="IBM Plex Sans" w:eastAsia="IBM Plex Sans" w:hAnsi="IBM Plex Sans"/>
+          <w:sz w:val="22"/>
+          <w:szCs w:val="22"/>
+        </w:rPr>
+        <w:t xml:space="preserve">una de cada una por canal, del lado del telar: la de protección (220 Ω 2 W hasta 15 V, 470 Ω 3 W de 15 a 30 V) va del + del conector a la pata 4, y la de 10 kΩ de la señal al −.</w:t>
       </w:r>
     </w:p>
     <w:p>
@@ -1692,7 +1720,7 @@
           <w:sz w:val="22"/>
           <w:szCs w:val="22"/>
         </w:rPr>
-        <w:t xml:space="preserve">Las tres mediciones de arriba. Sin ellas no se puede comprar ni conectar. Solo con las puntas del multímetro, sin desconectar nada.</w:t>
+        <w:t xml:space="preserve">Las tres mediciones de arriba. Sin ellas no se puede conectar. Solo con las puntas del multímetro, sin desconectar nada y sin tejer.</w:t>
       </w:r>
     </w:p>
     <w:p>
@@ -1947,63 +1975,91 @@
           <w:sz w:val="22"/>
           <w:szCs w:val="22"/>
         </w:rPr>
-        <w:t>Las patas 4 y 6 van en el circuito del lector óptico; la 3 y la 5 quedan sin conectar. Cómo se colocan depende de lo que haya dado la medición del paso 1:</w:t>
-      </w:r>
-    </w:p>
-    <w:p>
-      <w:pPr>
-        <w:pStyle w:val="ListParagraph"/>
-        <w:numPr>
-          <w:ilvl w:val="0"/>
-          <w:numId w:val="2"/>
-        </w:numPr>
-        <w:spacing w:after="90"/>
-      </w:pPr>
-      <w:r>
-        <w:rPr>
-          <w:rFonts w:ascii="IBM Plex Sans" w:cs="IBM Plex Sans" w:eastAsia="IBM Plex Sans" w:hAnsi="IBM Plex Sans"/>
-          <w:b/>
-          <w:bCs/>
-          <w:sz w:val="22"/>
-          <w:szCs w:val="22"/>
-        </w:rPr>
-        <w:t xml:space="preserve">Si el agujero del papel CIERRA el circuito: </w:t>
-      </w:r>
-      <w:r>
-        <w:rPr>
-          <w:rFonts w:ascii="IBM Plex Sans" w:cs="IBM Plex Sans" w:eastAsia="IBM Plex Sans" w:hAnsi="IBM Plex Sans"/>
-          <w:sz w:val="22"/>
-          <w:szCs w:val="22"/>
-        </w:rPr>
-        <w:t xml:space="preserve">el relé va en paralelo con el lector. Cerrarlo equivale a que pase el agujero.</w:t>
-      </w:r>
-    </w:p>
-    <w:p>
-      <w:pPr>
-        <w:pStyle w:val="ListParagraph"/>
-        <w:numPr>
-          <w:ilvl w:val="0"/>
-          <w:numId w:val="2"/>
-        </w:numPr>
-        <w:spacing w:after="90"/>
-      </w:pPr>
-      <w:r>
-        <w:rPr>
-          <w:rFonts w:ascii="IBM Plex Sans" w:cs="IBM Plex Sans" w:eastAsia="IBM Plex Sans" w:hAnsi="IBM Plex Sans"/>
-          <w:b/>
-          <w:bCs/>
-          <w:sz w:val="22"/>
-          <w:szCs w:val="22"/>
-        </w:rPr>
-        <w:t xml:space="preserve">Si el agujero ABRE el circuito: </w:t>
-      </w:r>
-      <w:r>
-        <w:rPr>
-          <w:rFonts w:ascii="IBM Plex Sans" w:cs="IBM Plex Sans" w:eastAsia="IBM Plex Sans" w:hAnsi="IBM Plex Sans"/>
-          <w:sz w:val="22"/>
-          <w:szCs w:val="22"/>
-        </w:rPr>
-        <w:t xml:space="preserve">el relé va en serie, intercalado en uno de los dos hilos. Abrirlo equivale al agujero.</w:t>
+        <w:t xml:space="preserve">Con el telar apagado y desenchufado, en el conector del lector en la plaqueta. La conexión final, la más segura, pone el relé en el lugar del lector; la 3 y la 5 quedan sin conectar:</w:t>
+      </w:r>
+    </w:p>
+    <w:p>
+      <w:pPr>
+        <w:pStyle w:val="ListParagraph"/>
+        <w:numPr>
+          <w:ilvl w:val="0"/>
+          <w:numId w:val="2"/>
+        </w:numPr>
+        <w:spacing w:after="90"/>
+      </w:pPr>
+      <w:r>
+        <w:rPr>
+          <w:rFonts w:ascii="IBM Plex Sans" w:cs="IBM Plex Sans" w:eastAsia="IBM Plex Sans" w:hAnsi="IBM Plex Sans"/>
+          <w:b/>
+          <w:bCs/>
+          <w:sz w:val="22"/>
+          <w:szCs w:val="22"/>
+        </w:rPr>
+        <w:t xml:space="preserve">Desconectar el lector: </w:t>
+      </w:r>
+      <w:r>
+        <w:rPr>
+          <w:rFonts w:ascii="IBM Plex Sans" w:cs="IBM Plex Sans" w:eastAsia="IBM Plex Sans" w:hAnsi="IBM Plex Sans"/>
+          <w:sz w:val="22"/>
+          <w:szCs w:val="22"/>
+        </w:rPr>
+        <w:t xml:space="preserve">sus 4 cables, marcados en las dos puntas y aislados en una bornera, para poder volver a conectarlo.</w:t>
+      </w:r>
+    </w:p>
+    <w:p>
+      <w:pPr>
+        <w:pStyle w:val="ListParagraph"/>
+        <w:numPr>
+          <w:ilvl w:val="0"/>
+          <w:numId w:val="2"/>
+        </w:numPr>
+        <w:spacing w:after="90"/>
+      </w:pPr>
+      <w:r>
+        <w:rPr>
+          <w:rFonts w:ascii="IBM Plex Sans" w:cs="IBM Plex Sans" w:eastAsia="IBM Plex Sans" w:hAnsi="IBM Plex Sans"/>
+          <w:b/>
+          <w:bCs/>
+          <w:sz w:val="22"/>
+          <w:szCs w:val="22"/>
+        </w:rPr>
+        <w:t xml:space="preserve">Del + del conector, </w:t>
+      </w:r>
+      <w:r>
+        <w:rPr>
+          <w:rFonts w:ascii="IBM Plex Sans" w:cs="IBM Plex Sans" w:eastAsia="IBM Plex Sans" w:hAnsi="IBM Plex Sans"/>
+          <w:sz w:val="22"/>
+          <w:szCs w:val="22"/>
+        </w:rPr>
+        <w:t xml:space="preserve">la resistencia de protección a la pata 4; la pata 6, a la señal del conector.</w:t>
+      </w:r>
+    </w:p>
+    <w:p>
+      <w:pPr>
+        <w:pStyle w:val="ListParagraph"/>
+        <w:numPr>
+          <w:ilvl w:val="0"/>
+          <w:numId w:val="2"/>
+        </w:numPr>
+        <w:spacing w:after="90"/>
+      </w:pPr>
+      <w:r>
+        <w:rPr>
+          <w:rFonts w:ascii="IBM Plex Sans" w:cs="IBM Plex Sans" w:eastAsia="IBM Plex Sans" w:hAnsi="IBM Plex Sans"/>
+          <w:b/>
+          <w:bCs/>
+          <w:sz w:val="22"/>
+          <w:szCs w:val="22"/>
+        </w:rPr>
+        <w:t xml:space="preserve">De la señal al − del conector, </w:t>
+      </w:r>
+      <w:r>
+        <w:rPr>
+          <w:rFonts w:ascii="IBM Plex Sans" w:cs="IBM Plex Sans" w:eastAsia="IBM Plex Sans" w:hAnsi="IBM Plex Sans"/>
+          <w:sz w:val="22"/>
+          <w:szCs w:val="22"/>
+        </w:rPr>
+        <w:t xml:space="preserve">una resistencia de 10 kΩ ½ W: con el relé abierto deja la señal en 0 V, como con papel. La referencia, unida a ese mismo −.</w:t>
       </w:r>
     </w:p>
     <w:p>
@@ -2016,7 +2072,7 @@
           <w:sz w:val="22"/>
           <w:szCs w:val="22"/>
         </w:rPr>
-        <w:t xml:space="preserve">En paralelo no se corta nada: las patas 4 y 6 van a los dos terminales del lector. En serie hay que cortar uno de los hilos para intercalar el relé.</w:t>
+        <w:t xml:space="preserve">Si el microcontrolador pide la bobina, el relé se cierra, la señal queda en +V y la bobina se activa; mientras la misma bobina se repite, el relé queda cerrado y la aguja va y vuelve igual en cada pasada. Si no la pide, o está apagado o arrancando, el relé queda abierto y la bobina en reposo, como con papel. Ante un error de cableado, la resistencia de protección limita la corriente a unos 50 mA. Las conexiones en paralelo o en serie con el lector quedan descartadas.</w:t>
       </w:r>
     </w:p>
     <w:p>
@@ -2038,7 +2094,7 @@
           <w:sz w:val="21"/>
           <w:szCs w:val="21"/>
         </w:rPr>
-        <w:t xml:space="preserve">Marcar los hilos antes de cortar. </w:t>
+        <w:t xml:space="preserve">Marcar los cables antes de desconectarlos. </w:t>
       </w:r>
       <w:r>
         <w:rPr>
@@ -2046,7 +2102,7 @@
           <w:sz w:val="21"/>
           <w:szCs w:val="21"/>
         </w:rPr>
-        <w:t xml:space="preserve">Reconectar el circuito del lector sin haber anotado qué hilo era cuál es un problema evitable. Una vuelta de cinta de color en cada extremo alcanza.</w:t>
+        <w:t xml:space="preserve">Volver a conectar el lector sin haber anotado qué cable era cuál es un problema evitable. Una vuelta de cinta de color en cada extremo alcanza.</w:t>
       </w:r>
     </w:p>
     <w:p>
@@ -2121,7 +2177,7 @@
           <w:sz w:val="22"/>
           <w:szCs w:val="22"/>
         </w:rPr>
-        <w:t xml:space="preserve">Patas 4 y 6 del relé a los dos hilos del lector óptico, en serie o en paralelo según la medición.</w:t>
+        <w:t xml:space="preserve">Pata 4 del relé al + del conector del lector, a través de la resistencia de protección; pata 6 a la señal; y la de 10 kΩ ½ W de la señal al −.</w:t>
       </w:r>
     </w:p>
     <w:p>
@@ -2157,7 +2213,7 @@
           <w:sz w:val="22"/>
           <w:szCs w:val="22"/>
         </w:rPr>
-        <w:t xml:space="preserve">Las bobinas y las plaquetas del telar quedan sin tocar: siguen recibiendo la señal como siempre, solo que ahora la genera el sistema.</w:t>
+        <w:t xml:space="preserve">Las bobinas y las plaquetas del telar quedan sin tocar: siguen recibiendo la señal como siempre, solo que ahora la da el relé en lugar del lector.</w:t>
       </w:r>
     </w:p>
     <w:p>
@@ -2196,7 +2252,7 @@
           <w:sz w:val="22"/>
           <w:szCs w:val="22"/>
         </w:rPr>
-        <w:t xml:space="preserve">Conectar un único lector y verificar que el sistema pueda reproducir lo que hace el papel. Recién cuando ese canal funcione, sumar los otros tres.</w:t>
+        <w:t xml:space="preserve">Armar un único canal. Antes de dejar el relé, medir la corriente con el multímetro en su lugar, en serie con la resistencia de protección: pocos mA (menos de 20), y la bobina se activa con el multímetro puesto. Después, verificar que el sistema reproduzca lo que hacía el papel. Recién cuando ese canal funcione, sumar los otros tres.</w:t>
       </w:r>
     </w:p>
     <w:p>

--- a/documentacion_proyecto/Guia_Bloques_C_y_D.docx
+++ b/documentacion_proyecto/Guia_Bloques_C_y_D.docx
@@ -1908,7 +1908,7 @@
           <w:sz w:val="22"/>
           <w:szCs w:val="22"/>
         </w:rPr>
-        <w:t xml:space="preserve">Resistencia de 10 kilohm entre ese pin y el negativo, igual que en los relés del Bloque A: mantiene la salida en nivel bajo mientras el microcontrolador arranca, para que el relé no conduzca solo.</w:t>
+        <w:t xml:space="preserve">Resistencia de 10 kilohm entre ese pin y el negativo, igual que en el relé de Retroceder del Bloque A: mantiene la salida en nivel bajo mientras el microcontrolador arranca, para que el relé no conduzca solo.</w:t>
       </w:r>
     </w:p>
     <w:p>
@@ -2072,7 +2072,7 @@
           <w:sz w:val="22"/>
           <w:szCs w:val="22"/>
         </w:rPr>
-        <w:t xml:space="preserve">Si el microcontrolador pide la bobina, el relé se cierra, la señal queda en +V y la bobina se activa; mientras la misma bobina se repite, el relé queda cerrado y la aguja va y vuelve igual en cada pasada. Si no la pide, o está apagado o arrancando, el relé queda abierto y la bobina en reposo, como con papel. Ante un error de cableado, la resistencia de protección limita la corriente a unos 50 mA. Las conexiones en paralelo o en serie con el lector quedan descartadas.</w:t>
+        <w:t xml:space="preserve">Si el microcontrolador pide la bobina, el relé se cierra, la señal queda en +V y la bobina se activa; mientras la misma bobina se repite, el relé queda cerrado y la aguja va y vuelve igual en cada pasada. Si no la pide, o está apagado o arrancando, el relé queda abierto y la bobina en reposo, como con papel. Ante un error de cableado, la resistencia de protección limita la corriente a menos de 70 mA, por debajo de los 120 mA del relé. Las conexiones en paralelo o en serie con el lector quedan descartadas.</w:t>
       </w:r>
     </w:p>
     <w:p>

--- a/documentacion_proyecto/Guia_Bloques_C_y_D.docx
+++ b/documentacion_proyecto/Guia_Bloques_C_y_D.docx
@@ -48,7 +48,7 @@
           <w:sz w:val="19"/>
           <w:szCs w:val="19"/>
         </w:rPr>
-        <w:t xml:space="preserve">Sensor de pasada y selección del dibujo · Equipo N.º 5 · Septiembre 2026</w:t>
+        <w:t xml:space="preserve">Sensor de pasada y selección del dibujo · Equipo N.º 5 · Octubre 2026</w:t>
       </w:r>
     </w:p>
     <w:p>
@@ -229,7 +229,7 @@
           <w:sz w:val="22"/>
           <w:szCs w:val="22"/>
         </w:rPr>
-        <w:t xml:space="preserve">Alimentación desde el telar </w:t>
+        <w:t xml:space="preserve">Alimentación desde el telar: </w:t>
       </w:r>
       <w:r>
         <w:rPr>
@@ -1108,7 +1108,7 @@
           <w:sz w:val="22"/>
           <w:szCs w:val="22"/>
         </w:rPr>
-        <w:t xml:space="preserve">los SSR del tipo SSR-10DA funcionan con un triac, y un triac necesita una corriente mínima circulando para mantenerse encendido. La documentación técnica de Omron lo especifica: si la corriente de carga es menor a 0,1 A, la salida puede no permanecer encendida, produciendo oscilaciones o directamente no encendiendo. Este sistema no conmuta una carga de potencia sino la señal de un lector óptico, que muy probablemente consuma unos pocos miliamperes, de modo que un SSR común podría no llegar a encender nunca. El relé LCA110 no tiene ese límite: funciona igual con un miliampere que con uno completo.</w:t>
+        <w:t xml:space="preserve">los SSR del tipo SSR-10DA funcionan con un triac, y un triac necesita una corriente mínima circulando para mantenerse encendido. La documentación técnica de Omron lo especifica: si la corriente de carga es menor a 0,1 A, la salida puede no permanecer encendida, produciendo oscilaciones o directamente no encendiendo. Este sistema no conmuta una carga de potencia sino la señal de un lector óptico, que muy probablemente consuma unos pocos miliamperes, de modo que un SSR común podría no llegar a encender nunca. El relé LCA110 no tiene ese límite: funciona igual con un miliampere que con cien.</w:t>
       </w:r>
     </w:p>
     <w:p>
@@ -1335,7 +1335,7 @@
                 <w:sz w:val="18"/>
                 <w:szCs w:val="18"/>
               </w:rPr>
-              <w:t xml:space="preserve">Nanoamperes</w:t>
+              <w:t xml:space="preserve">A lo sumo 1 µA</w:t>
             </w:r>
           </w:p>
         </w:tc>
@@ -1400,7 +1400,7 @@
                 <w:sz w:val="18"/>
                 <w:szCs w:val="18"/>
               </w:rPr>
-              <w:t xml:space="preserve">De 0 a 1 A</w:t>
+              <w:t xml:space="preserve">De 0 a 120 mA</w:t>
             </w:r>
           </w:p>
         </w:tc>
@@ -2314,25 +2314,25 @@
           <w:sz w:val="22"/>
           <w:szCs w:val="22"/>
         </w:rPr>
-        <w:t xml:space="preserve">En cada pasada, escribir en esas salidas los valores de la fila actual del dibujo.</w:t>
-      </w:r>
-    </w:p>
-    <w:p>
-      <w:pPr>
-        <w:pStyle w:val="ListParagraph"/>
-        <w:numPr>
-          <w:ilvl w:val="0"/>
-          <w:numId w:val="2"/>
-        </w:numPr>
-        <w:spacing w:after="90"/>
-      </w:pPr>
-      <w:r>
-        <w:rPr>
-          <w:rFonts w:ascii="IBM Plex Sans" w:cs="IBM Plex Sans" w:eastAsia="IBM Plex Sans" w:hAnsi="IBM Plex Sans"/>
-          <w:sz w:val="22"/>
-          <w:szCs w:val="22"/>
-        </w:rPr>
-        <w:t xml:space="preserve">La función marcosActivosDeFila del backend ya devuelve exactamente esa información.</w:t>
+        <w:t xml:space="preserve">En cada pasada, activar la salida de la bobina de la fila actual del dibujo (una sola por fila).</w:t>
+      </w:r>
+    </w:p>
+    <w:p>
+      <w:pPr>
+        <w:pStyle w:val="ListParagraph"/>
+        <w:numPr>
+          <w:ilvl w:val="0"/>
+          <w:numId w:val="2"/>
+        </w:numPr>
+        <w:spacing w:after="90"/>
+      </w:pPr>
+      <w:r>
+        <w:rPr>
+          <w:rFonts w:ascii="IBM Plex Sans" w:cs="IBM Plex Sans" w:eastAsia="IBM Plex Sans" w:hAnsi="IBM Plex Sans"/>
+          <w:sz w:val="22"/>
+          <w:szCs w:val="22"/>
+        </w:rPr>
+        <w:t xml:space="preserve">El firmware ya lo hace: con NIVEL2_INSTALADO en true descarga el dibujo del backend y sigue la posición con las repeticiones y los intercalados (seleccion_dibujo.h y posicion_dibujo.h).</w:t>
       </w:r>
     </w:p>
     <w:p>
@@ -2421,15 +2421,15 @@
           <w:sz w:val="22"/>
           <w:szCs w:val="22"/>
         </w:rPr>
-        <w:t xml:space="preserve">Terminar el Bloque A en el telar. </w:t>
-      </w:r>
-      <w:r>
-        <w:rPr>
-          <w:rFonts w:ascii="IBM Plex Sans" w:cs="IBM Plex Sans" w:eastAsia="IBM Plex Sans" w:hAnsi="IBM Plex Sans"/>
-          <w:sz w:val="22"/>
-          <w:szCs w:val="22"/>
-        </w:rPr>
-        <w:t xml:space="preserve">Todo lo demás se apoya en él.</w:t>
+        <w:t xml:space="preserve">El Bloque A ya está instalado en el telar (19/09/2026): </w:t>
+      </w:r>
+      <w:r>
+        <w:rPr>
+          <w:rFonts w:ascii="IBM Plex Sans" w:cs="IBM Plex Sans" w:eastAsia="IBM Plex Sans" w:hAnsi="IBM Plex Sans"/>
+          <w:sz w:val="22"/>
+          <w:szCs w:val="22"/>
+        </w:rPr>
+        <w:t xml:space="preserve">todo lo demás se apoya en él.</w:t>
       </w:r>
     </w:p>
     <w:p>

--- a/documentacion_proyecto/Guia_Bloques_C_y_D.docx
+++ b/documentacion_proyecto/Guia_Bloques_C_y_D.docx
@@ -964,7 +964,7 @@
           <w:sz w:val="22"/>
           <w:szCs w:val="22"/>
         </w:rPr>
-        <w:t xml:space="preserve">Contra el −, con papel tiene que dar unos 0 V y con agujero, cerca de +V: confirma la conexión final. Si diera al revés, es la variante 2B. Se ve avanzando la cinta con el botón Impulso.</w:t>
+        <w:t xml:space="preserve">Contra el −, con papel tiene que dar unos 0 V y con agujero, cerca de +V: confirma la conexión final. Si diera al revés, es la variante 2B. Se ve sin tejer, moviendo la cinta a mano o poniendo un papel delante del lector.</w:t>
       </w:r>
     </w:p>
     <w:p>

--- a/documentacion_proyecto/Guia_Bloques_C_y_D.docx
+++ b/documentacion_proyecto/Guia_Bloques_C_y_D.docx
@@ -209,7 +209,7 @@
           <w:sz w:val="24"/>
           <w:szCs w:val="24"/>
         </w:rPr>
-        <w:t xml:space="preserve">Lo que falta comprar</w:t>
+        <w:t xml:space="preserve">Lo que ya se resolvió</w:t>
       </w:r>
     </w:p>
     <w:p>
@@ -265,7 +265,7 @@
           <w:sz w:val="22"/>
           <w:szCs w:val="22"/>
         </w:rPr>
-        <w:t xml:space="preserve">una escuadra o planchuela de hierro, tornillos y un tornillo o chapita que haga de blanco metálico sobre el eje.</w:t>
+        <w:t xml:space="preserve">una escuadra o planchuela de hierro, tornillos y un tornillo o chapita que haga de blanco metálico sobre el eje. Ya se consiguió: el soporte se construyó y se montó el 10/09/2026.</w:t>
       </w:r>
     </w:p>
     <w:p>
@@ -1634,7 +1634,7 @@
           <w:sz w:val="22"/>
           <w:szCs w:val="22"/>
         </w:rPr>
-        <w:t>Sobre el encapsulado: el LCA110 existe en dos formatos. Hay que pedir el DIP de seis patas, que es el de inserción y entra en la placa perforada; el SOP-6 es de montaje superficial y requiere soldadura fina. Si no se consigue, son alternativas con el mismo principio (salida MOSFET, sin corriente mínima) el AQY212GH de Panasonic, el G3VM-61A1 de Omron o el TLP3021 de Toshiba, teniendo en cuenta que cada uno tiene su propia disposición de patas.</w:t>
+        <w:t>Sobre el encapsulado: el LCA110 existe en dos formatos. Hay que pedir el DIP de seis patas, que es el de inserción y entra en la placa perforada; el SOP-6 es de montaje superficial y requiere soldadura fina. Si no se consigue, son alternativas con el mismo principio (salida MOSFET, sin corriente mínima) el AQY212GH de Panasonic o el G3VM-61A1 de Omron, teniendo en cuenta que cada uno tiene su propia disposición de patas.</w:t>
       </w:r>
     </w:p>
     <w:p>
@@ -2401,7 +2401,7 @@
           <w:sz w:val="22"/>
           <w:szCs w:val="22"/>
         </w:rPr>
-        <w:t xml:space="preserve">Los dos bloques son independientes entre sí, pero conviene este orden:</w:t>
+        <w:t xml:space="preserve">El Bloque D necesita al C (cada fila del dibujo se aplica con el pulso del sensor), así que el orden es este:</w:t>
       </w:r>
     </w:p>
     <w:p>

--- a/documentacion_proyecto/Guia_Bloques_C_y_D.docx
+++ b/documentacion_proyecto/Guia_Bloques_C_y_D.docx
@@ -321,7 +321,7 @@
           <w:sz w:val="22"/>
           <w:szCs w:val="22"/>
         </w:rPr>
-        <w:t xml:space="preserve">Es el paso que no se puede saltear ni resolver desde el escritorio. Con el telar andando lento, hay que encontrar un eje accesible que complete exactamente una vuelta por cada pasada. Si girara dos veces, el conteo saldría al doble.</w:t>
+        <w:t xml:space="preserve">Es el paso que no se puede saltear ni resolver desde el escritorio. Hay que encontrar un eje accesible que complete exactamente una vuelta por cada pasada. Si girara dos veces, el conteo saldría al doble.</w:t>
       </w:r>
       <w:r>
         <w:t xml:space="preserve"> En el C 201 ese eje ya se identificó, y el soporte del sensor se montó el 10/09/2026.</w:t>
@@ -347,7 +347,7 @@
           <w:sz w:val="22"/>
           <w:szCs w:val="22"/>
         </w:rPr>
-        <w:t xml:space="preserve">poné un pedacito de cinta en el eje y contá cuántas vueltas da mientras la máquina hace cinco pasadas. Si son cinco, la relación es uno a uno y ese es el eje.</w:t>
+        <w:t xml:space="preserve">poné un pedacito de cinta en el eje y, girándolo a mano despacio, contá cuántas vueltas da mientras la máquina hace cinco pasadas. Si son cinco, la relación es uno a uno y ese es el eje.</w:t>
       </w:r>
     </w:p>
     <w:p>

--- a/documentacion_proyecto/Guia_Bloques_C_y_D.docx
+++ b/documentacion_proyecto/Guia_Bloques_C_y_D.docx
@@ -936,7 +936,7 @@
           <w:sz w:val="22"/>
           <w:szCs w:val="22"/>
         </w:rPr>
-        <w:t xml:space="preserve">Entre el + y el − de su conector en la plaqueta: define la resistencia de protección (220 Ω 2 W hasta 15 V, 470 Ω 3 W de 15 a 30 V). Se mide con el multímetro, con el telar encendido y sin tejer.</w:t>
+        <w:t xml:space="preserve">Entre el + y el − de su conector en la plaqueta: define la resistencia de protección (220 Ω 2 W hasta 15 V, 470 Ω 3 W de 15 a 30 V). Se mide con el multímetro, con el telar encendido y sin tejer. En el C 201 se midió el 17/10/2026: entre 15 y 30 V, así que va la de 470 Ω 3 W.</w:t>
       </w:r>
     </w:p>
     <w:p>
@@ -964,7 +964,7 @@
           <w:sz w:val="22"/>
           <w:szCs w:val="22"/>
         </w:rPr>
-        <w:t xml:space="preserve">Contra el −, con papel tiene que dar unos 0 V y con agujero, cerca de +V: confirma la conexión final. Si diera al revés, es la variante 2B. Se ve sin tejer, moviendo la cinta a mano o poniendo un papel delante del lector.</w:t>
+        <w:t xml:space="preserve">Contra el −, con papel tiene que dar unos 0 V y con agujero, cerca de +V: confirma la conexión final. Si diera al revés, es la variante 2B. Se ve sin tejer, moviendo la cinta a mano o poniendo un papel delante del lector. El 17/10/2026 el primer canal, con la conexión final, seleccionó bien.</w:t>
       </w:r>
     </w:p>
     <w:p>
@@ -1085,7 +1085,7 @@
           <w:sz w:val="22"/>
           <w:szCs w:val="22"/>
         </w:rPr>
-        <w:t xml:space="preserve">una de cada una por canal, del lado del telar: la de protección (220 Ω 2 W hasta 15 V, 470 Ω 3 W de 15 a 30 V) va del + del conector a la pata 4, y la de 10 kΩ de la señal al −.</w:t>
+        <w:t xml:space="preserve">una de cada una por canal, del lado del telar: la de protección (de 470 Ω 3 W, porque el lector se alimenta con 15 a 30 V) va del + del conector a la pata 4, y la de 10 kΩ de la señal al −.</w:t>
       </w:r>
     </w:p>
     <w:p>

--- a/documentacion_proyecto/Guia_Bloques_C_y_D.docx
+++ b/documentacion_proyecto/Guia_Bloques_C_y_D.docx
@@ -324,6 +324,11 @@
         <w:t xml:space="preserve">Es el paso que no se puede saltear ni resolver desde el escritorio. Hay que encontrar un eje accesible que complete exactamente una vuelta por cada pasada. Si girara dos veces, el conteo saldría al doble.</w:t>
       </w:r>
       <w:r>
+        <w:rPr>
+          <w:rFonts w:ascii="IBM Plex Sans" w:cs="IBM Plex Sans" w:eastAsia="IBM Plex Sans" w:hAnsi="IBM Plex Sans"/>
+          <w:sz w:val="22"/>
+          <w:szCs w:val="22"/>
+        </w:rPr>
         <w:t xml:space="preserve"> En el C 201 ese eje ya se identificó, y el soporte del sensor se montó el 10/09/2026.</w:t>
       </w:r>
     </w:p>

--- a/documentacion_proyecto/Guia_Bloques_C_y_D.docx
+++ b/documentacion_proyecto/Guia_Bloques_C_y_D.docx
@@ -19,6 +19,7 @@
     </w:p>
     <w:p>
       <w:pPr>
+        <w:keepNext/>
         <w:spacing w:after="40"/>
         <w:jc w:val="center"/>
       </w:pPr>
@@ -97,6 +98,7 @@
     <w:p>
       <w:pPr>
         <w:pStyle w:val="Heading1"/>
+        <w:keepNext/>
         <w:spacing w:after="130" w:before="340"/>
       </w:pPr>
       <w:r>
@@ -127,6 +129,7 @@
     <w:p>
       <w:pPr>
         <w:pStyle w:val="Heading2"/>
+        <w:keepNext/>
         <w:spacing w:after="130" w:before="260"/>
       </w:pPr>
       <w:r>
@@ -198,6 +201,7 @@
     <w:p>
       <w:pPr>
         <w:pStyle w:val="Heading2"/>
+        <w:keepNext/>
         <w:spacing w:after="130" w:before="260"/>
       </w:pPr>
       <w:r>
@@ -271,6 +275,7 @@
     <w:p>
       <w:pPr>
         <w:pStyle w:val="Heading2"/>
+        <w:keepNext/>
         <w:spacing w:after="130" w:before="260"/>
       </w:pPr>
       <w:r>
@@ -287,6 +292,7 @@
     </w:p>
     <w:p>
       <w:pPr>
+        <w:keepNext/>
         <w:spacing w:after="80" w:before="200"/>
       </w:pPr>
       <w:r>
@@ -321,15 +327,7 @@
           <w:sz w:val="22"/>
           <w:szCs w:val="22"/>
         </w:rPr>
-        <w:t xml:space="preserve">Es el paso que no se puede saltear ni resolver desde el escritorio. Hay que encontrar un eje accesible que complete exactamente una vuelta por cada pasada. Si girara dos veces, el conteo saldría al doble.</w:t>
-      </w:r>
-      <w:r>
-        <w:rPr>
-          <w:rFonts w:ascii="IBM Plex Sans" w:cs="IBM Plex Sans" w:eastAsia="IBM Plex Sans" w:hAnsi="IBM Plex Sans"/>
-          <w:sz w:val="22"/>
-          <w:szCs w:val="22"/>
-        </w:rPr>
-        <w:t xml:space="preserve"> En el C 201 ese eje ya se identificó, y el soporte del sensor se montó el 10/09/2026.</w:t>
+        <w:t xml:space="preserve">Es el paso que no se puede saltear ni resolver desde el escritorio. Hay que encontrar un eje accesible que complete exactamente una vuelta por cada pasada. Si girara dos veces, el conteo saldría al doble. En el C 201 ese eje ya se identificó, y el soporte del sensor se montó el 10/09/2026.</w:t>
       </w:r>
     </w:p>
     <w:p>
@@ -380,6 +378,7 @@
     </w:p>
     <w:p>
       <w:pPr>
+        <w:keepNext/>
         <w:spacing w:after="80" w:before="200"/>
       </w:pPr>
       <w:r>
@@ -478,6 +477,7 @@
     </w:p>
     <w:p>
       <w:pPr>
+        <w:keepNext/>
         <w:spacing w:after="80" w:before="200"/>
       </w:pPr>
       <w:r>
@@ -558,6 +558,7 @@
     </w:p>
     <w:p>
       <w:pPr>
+        <w:keepNext/>
         <w:spacing w:after="80" w:before="200"/>
       </w:pPr>
       <w:r>
@@ -669,6 +670,7 @@
     </w:p>
     <w:p>
       <w:pPr>
+        <w:keepNext/>
         <w:spacing w:after="80" w:before="200"/>
       </w:pPr>
       <w:r>
@@ -749,6 +751,7 @@
     </w:p>
     <w:p>
       <w:pPr>
+        <w:keepNext/>
         <w:spacing w:after="80" w:before="200"/>
       </w:pPr>
       <w:r>
@@ -819,6 +822,7 @@
     <w:p>
       <w:pPr>
         <w:pStyle w:val="Heading1"/>
+        <w:keepNext/>
         <w:spacing w:after="130" w:before="340"/>
       </w:pPr>
       <w:r>
@@ -849,6 +853,7 @@
     <w:p>
       <w:pPr>
         <w:pStyle w:val="Heading2"/>
+        <w:keepNext/>
         <w:spacing w:after="130" w:before="260"/>
       </w:pPr>
       <w:r>
@@ -902,6 +907,7 @@
     <w:p>
       <w:pPr>
         <w:pStyle w:val="Heading2"/>
+        <w:keepNext/>
         <w:spacing w:after="130" w:before="260"/>
       </w:pPr>
       <w:r>
@@ -1003,6 +1009,7 @@
     <w:p>
       <w:pPr>
         <w:pStyle w:val="Heading2"/>
+        <w:keepNext/>
         <w:spacing w:after="130" w:before="260"/>
       </w:pPr>
       <w:r>
@@ -1034,7 +1041,15 @@
           <w:sz w:val="22"/>
           <w:szCs w:val="22"/>
         </w:rPr>
-        <w:t>Cuatro relés OptoMOS LCA110 de IXYS, uno por lector óptico. Es un relé de estado sólido con salida de MOSFET, en encapsulado DIP de seis patas para inserción, que soporta 350 V y 120 mA.</w:t>
+        <w:t xml:space="preserve">Cuatro relés OptoMOS LCA110 de IXYS, uno por lector óptico.</w:t>
+      </w:r>
+      <w:r>
+        <w:rPr>
+          <w:rFonts w:ascii="IBM Plex Sans" w:cs="IBM Plex Sans" w:eastAsia="IBM Plex Sans" w:hAnsi="IBM Plex Sans"/>
+          <w:sz w:val="22"/>
+          <w:szCs w:val="22"/>
+        </w:rPr>
+        <w:t xml:space="preserve"> Es un relé de estado sólido con salida de MOSFET, en encapsulado DIP de seis patas para inserción, que soporta 350 V y 120 mA.</w:t>
       </w:r>
     </w:p>
     <w:p>
@@ -1158,6 +1173,7 @@
       </w:tblGrid>
       <w:tr>
         <w:trPr>
+          <w:cantSplit/>
           <w:tblHeader/>
         </w:trPr>
         <w:tc>
@@ -1237,6 +1253,9 @@
         </w:tc>
       </w:tr>
       <w:tr>
+        <w:trPr>
+          <w:cantSplit/>
+        </w:trPr>
         <w:tc>
           <w:tcPr>
             <w:tcW w:type="dxa" w:w="2200"/>
@@ -1302,6 +1321,9 @@
         </w:tc>
       </w:tr>
       <w:tr>
+        <w:trPr>
+          <w:cantSplit/>
+        </w:trPr>
         <w:tc>
           <w:tcPr>
             <w:tcW w:type="dxa" w:w="2200"/>
@@ -1367,6 +1389,9 @@
         </w:tc>
       </w:tr>
       <w:tr>
+        <w:trPr>
+          <w:cantSplit/>
+        </w:trPr>
         <w:tc>
           <w:tcPr>
             <w:tcW w:type="dxa" w:w="2200"/>
@@ -1432,6 +1457,9 @@
         </w:tc>
       </w:tr>
       <w:tr>
+        <w:trPr>
+          <w:cantSplit/>
+        </w:trPr>
         <w:tc>
           <w:tcPr>
             <w:tcW w:type="dxa" w:w="2200"/>
@@ -1497,6 +1525,9 @@
         </w:tc>
       </w:tr>
       <w:tr>
+        <w:trPr>
+          <w:cantSplit/>
+        </w:trPr>
         <w:tc>
           <w:tcPr>
             <w:tcW w:type="dxa" w:w="2200"/>
@@ -1562,6 +1593,9 @@
         </w:tc>
       </w:tr>
       <w:tr>
+        <w:trPr>
+          <w:cantSplit/>
+        </w:trPr>
         <w:tc>
           <w:tcPr>
             <w:tcW w:type="dxa" w:w="2200"/>
@@ -1639,7 +1673,15 @@
           <w:sz w:val="22"/>
           <w:szCs w:val="22"/>
         </w:rPr>
-        <w:t>Sobre el encapsulado: el LCA110 existe en dos formatos. Hay que pedir el DIP de seis patas, que es el de inserción y entra en la placa perforada; el SOP-6 es de montaje superficial y requiere soldadura fina. Si no se consigue, son alternativas con el mismo principio (salida MOSFET, sin corriente mínima) el AQY212GH de Panasonic o el G3VM-61A1 de Omron, teniendo en cuenta que cada uno tiene su propia disposición de patas.</w:t>
+        <w:t xml:space="preserve">Sobre el encapsulado:</w:t>
+      </w:r>
+      <w:r>
+        <w:rPr>
+          <w:rFonts w:ascii="IBM Plex Sans" w:cs="IBM Plex Sans" w:eastAsia="IBM Plex Sans" w:hAnsi="IBM Plex Sans"/>
+          <w:sz w:val="22"/>
+          <w:szCs w:val="22"/>
+        </w:rPr>
+        <w:t xml:space="preserve"> el LCA110 existe en dos formatos. Hay que pedir el DIP de seis patas, que es el de inserción y entra en la placa perforada; el SOP-6 es de montaje superficial y requiere soldadura fina. Si no se consigue, son alternativas con el mismo principio (salida MOSFET, sin corriente mínima) el AQY212GH de Panasonic o el G3VM-61A1 de Omron, teniendo en cuenta que cada uno tiene su propia disposición de patas.</w:t>
       </w:r>
     </w:p>
     <w:p>
@@ -1675,6 +1717,7 @@
     <w:p>
       <w:pPr>
         <w:pStyle w:val="Heading2"/>
+        <w:keepNext/>
         <w:spacing w:after="130" w:before="260"/>
       </w:pPr>
       <w:r>
@@ -1691,6 +1734,7 @@
     </w:p>
     <w:p>
       <w:pPr>
+        <w:keepNext/>
         <w:spacing w:after="80" w:before="200"/>
       </w:pPr>
       <w:r>
@@ -1730,6 +1774,7 @@
     </w:p>
     <w:p>
       <w:pPr>
+        <w:keepNext/>
         <w:spacing w:after="80" w:before="200"/>
       </w:pPr>
       <w:r>
@@ -1838,6 +1883,7 @@
     </w:p>
     <w:p>
       <w:pPr>
+        <w:keepNext/>
         <w:spacing w:after="80" w:before="200"/>
       </w:pPr>
       <w:r>
@@ -1946,6 +1992,7 @@
     </w:p>
     <w:p>
       <w:pPr>
+        <w:keepNext/>
         <w:spacing w:after="80" w:before="200"/>
       </w:pPr>
       <w:r>
@@ -1972,6 +2019,7 @@
     </w:p>
     <w:p>
       <w:pPr>
+        <w:keepNext/>
         <w:spacing w:after="120"/>
       </w:pPr>
       <w:r>
@@ -2112,6 +2160,7 @@
     </w:p>
     <w:p>
       <w:pPr>
+        <w:keepNext/>
         <w:spacing w:after="80" w:before="200"/>
       </w:pPr>
       <w:r>
@@ -2138,6 +2187,7 @@
     </w:p>
     <w:p>
       <w:pPr>
+        <w:keepNext/>
         <w:spacing w:after="120"/>
       </w:pPr>
       <w:r>
@@ -2223,6 +2273,7 @@
     </w:p>
     <w:p>
       <w:pPr>
+        <w:keepNext/>
         <w:spacing w:after="80" w:before="200"/>
       </w:pPr>
       <w:r>
@@ -2262,6 +2313,7 @@
     </w:p>
     <w:p>
       <w:pPr>
+        <w:keepNext/>
         <w:spacing w:after="80" w:before="200"/>
       </w:pPr>
       <w:r>
@@ -2342,6 +2394,7 @@
     </w:p>
     <w:p>
       <w:pPr>
+        <w:keepNext/>
         <w:spacing w:after="80" w:before="200"/>
       </w:pPr>
       <w:r>
@@ -2382,6 +2435,7 @@
     <w:p>
       <w:pPr>
         <w:pStyle w:val="Heading1"/>
+        <w:keepNext/>
         <w:spacing w:after="130" w:before="340"/>
       </w:pPr>
       <w:r>
@@ -2398,6 +2452,7 @@
     </w:p>
     <w:p>
       <w:pPr>
+        <w:keepNext/>
         <w:spacing w:after="120"/>
       </w:pPr>
       <w:r>
@@ -2742,7 +2797,11 @@
 <file path=word/styles.xml><?xml version="1.0" encoding="utf-8"?>
 <w:styles xmlns:mc="http://schemas.openxmlformats.org/markup-compatibility/2006" xmlns:r="http://schemas.openxmlformats.org/officeDocument/2006/relationships" xmlns:w="http://schemas.openxmlformats.org/wordprocessingml/2006/main" xmlns:w14="http://schemas.microsoft.com/office/word/2010/wordml" xmlns:w15="http://schemas.microsoft.com/office/word/2012/wordml" mc:Ignorable="w14 w15">
   <w:docDefaults>
-    <w:rPrDefault/>
+    <w:rPrDefault>
+      <w:rPr>
+        <w:rFonts w:ascii="IBM Plex Sans" w:eastAsia="IBM Plex Sans" w:hAnsi="IBM Plex Sans" w:cs="IBM Plex Sans"/>
+      </w:rPr>
+    </w:rPrDefault>
     <w:pPrDefault/>
   </w:docDefaults>
   <w:style w:type="paragraph" w:styleId="Title">

--- a/documentacion_proyecto/Guia_Bloques_C_y_D.docx
+++ b/documentacion_proyecto/Guia_Bloques_C_y_D.docx
@@ -69,8 +69,8 @@
       <w:pPr>
         <w:pBdr>
           <w:top w:val="single" w:color="EADFC8" w:sz="2"/>
+          <w:left w:val="single" w:color="9C5C0A" w:sz="16"/>
           <w:bottom w:val="single" w:color="EADFC8" w:sz="2"/>
-          <w:left w:val="single" w:color="9C5C0A" w:sz="16"/>
           <w:right w:val="single" w:color="EADFC8" w:sz="2"/>
         </w:pBdr>
         <w:shd w:fill="F2F5F8" w:val="clear"/>
@@ -803,8 +803,8 @@
       <w:pPr>
         <w:pBdr>
           <w:top w:val="single" w:color="EADFC8" w:sz="2"/>
+          <w:left w:val="single" w:color="9C5C0A" w:sz="16"/>
           <w:bottom w:val="single" w:color="EADFC8" w:sz="2"/>
-          <w:left w:val="single" w:color="9C5C0A" w:sz="16"/>
           <w:right w:val="single" w:color="EADFC8" w:sz="2"/>
         </w:pBdr>
         <w:shd w:fill="F2F5F8" w:val="clear"/>
@@ -1688,8 +1688,8 @@
       <w:pPr>
         <w:pBdr>
           <w:top w:val="single" w:color="EADFC8" w:sz="2"/>
+          <w:left w:val="single" w:color="9C5C0A" w:sz="16"/>
           <w:bottom w:val="single" w:color="EADFC8" w:sz="2"/>
-          <w:left w:val="single" w:color="9C5C0A" w:sz="16"/>
           <w:right w:val="single" w:color="EADFC8" w:sz="2"/>
         </w:pBdr>
         <w:shd w:fill="F2F5F8" w:val="clear"/>
@@ -2132,8 +2132,8 @@
       <w:pPr>
         <w:pBdr>
           <w:top w:val="single" w:color="EADFC8" w:sz="2"/>
+          <w:left w:val="single" w:color="9C5C0A" w:sz="16"/>
           <w:bottom w:val="single" w:color="EADFC8" w:sz="2"/>
-          <w:left w:val="single" w:color="9C5C0A" w:sz="16"/>
           <w:right w:val="single" w:color="EADFC8" w:sz="2"/>
         </w:pBdr>
         <w:shd w:fill="F2F5F8" w:val="clear"/>
@@ -2552,8 +2552,8 @@
       <w:pPr>
         <w:pBdr>
           <w:top w:val="single" w:color="EADFC8" w:sz="2"/>
+          <w:left w:val="single" w:color="9C5C0A" w:sz="16"/>
           <w:bottom w:val="single" w:color="EADFC8" w:sz="2"/>
-          <w:left w:val="single" w:color="9C5C0A" w:sz="16"/>
           <w:right w:val="single" w:color="EADFC8" w:sz="2"/>
         </w:pBdr>
         <w:shd w:fill="F2F5F8" w:val="clear"/>

--- a/documentacion_proyecto/Guia_Bloques_C_y_D.docx
+++ b/documentacion_proyecto/Guia_Bloques_C_y_D.docx
@@ -62,7 +62,7 @@
           <w:sz w:val="22"/>
           <w:szCs w:val="22"/>
         </w:rPr>
-        <w:t>Esta guía ordena lo que falta hacer en los dos bloques que quedan. A diferencia del Bloque A, que ya está instalado y probado en el telar (19/09/2026), acá hay pasos que dependen de mediciones sobre la máquina en marcha: hasta no tenerlas, no se puede saber qué componente comprar ni cómo conectarlo. Por eso cada bloque arranca con lo que hay que medir.</w:t>
+        <w:t>Esta guía ordena lo que falta hacer en los dos bloques que quedan. A diferencia del Bloque A, que ya está instalado y probado en el telar (19/09/2026), acá hay pasos que dependen de mediciones sobre la máquina en marcha: hasta no tenerlas, no se puede saber qué componente comprar ni cómo conectarlo. Por eso cada bloque arranca con lo que hay que medir. Estado al 20/10/2026: el 17/10/2026, todavía en protoboard, el sensor de pasada quedó contando las pasadas en el telar y el primer canal de los relés seleccionó bien; las plaquetas ya están soldadas. Faltan instalar el gabinete en la planta, conectar los otros tres canales y validar el conteo durante una jornada.</w:t>
       </w:r>
     </w:p>
     <w:p>
@@ -919,7 +919,7 @@
           <w:sz w:val="24"/>
           <w:szCs w:val="24"/>
         </w:rPr>
-        <w:t xml:space="preserve">Lo que falta medir, antes de comprar nada</w:t>
+        <w:t xml:space="preserve">Lo que hay que medir, antes de comprar</w:t>
       </w:r>
     </w:p>
     <w:p>

--- a/documentacion_proyecto/Guia_Bloques_C_y_D.docx
+++ b/documentacion_proyecto/Guia_Bloques_C_y_D.docx
@@ -62,7 +62,7 @@
           <w:sz w:val="22"/>
           <w:szCs w:val="22"/>
         </w:rPr>
-        <w:t>Esta guía ordena lo que falta hacer en los dos bloques que quedan. A diferencia del Bloque A, que ya está instalado y probado en el telar (19/09/2026), acá hay pasos que dependen de mediciones sobre la máquina en marcha: hasta no tenerlas, no se puede saber qué componente comprar ni cómo conectarlo. Por eso cada bloque arranca con lo que hay que medir. Estado al 20/10/2026: el 17/10/2026, todavía en protoboard, el sensor de pasada quedó contando las pasadas en el telar y el primer canal de los relés seleccionó bien; las plaquetas ya están soldadas. Faltan instalar el gabinete en la planta, conectar los otros tres canales y validar el conteo durante una jornada.</w:t>
+        <w:t xml:space="preserve">Esta guía ordena lo que hubo que hacer en los Bloques C y D, y queda como referencia para volver a armarlos. A diferencia del Bloque A, acá hay pasos que dependen de mediciones sobre la máquina en marcha: por eso cada bloque arranca con lo que hay que medir. Estado al 28/10/2026: los dos bloques quedaron instalados y probados en el telar, con el gabinete y los cuatro canales. Falta validar el conteo durante una jornada (período de prueba, hasta el 04/11/2026).</w:t>
       </w:r>
     </w:p>
     <w:p>

--- a/documentacion_proyecto/Guia_Bloques_C_y_D.docx
+++ b/documentacion_proyecto/Guia_Bloques_C_y_D.docx
@@ -62,7 +62,7 @@
           <w:sz w:val="22"/>
           <w:szCs w:val="22"/>
         </w:rPr>
-        <w:t xml:space="preserve">Esta guía ordena lo que hubo que hacer en los Bloques C y D, y queda como referencia para volver a armarlos. A diferencia del Bloque A, acá hay pasos que dependen de mediciones sobre la máquina en marcha: por eso cada bloque arranca con lo que hay que medir. Estado al 28/10/2026: los dos bloques quedaron instalados y probados en el telar, con el gabinete y los cuatro canales. Falta validar el conteo durante una jornada (período de prueba, hasta el 04/11/2026).</w:t>
+        <w:t xml:space="preserve">Esta guía ordena lo que hubo que hacer en los Bloques C y D, y queda como referencia para volver a armarlos. A diferencia del Bloque A, acá hay pasos que dependen de mediciones sobre la máquina en marcha: por eso cada bloque arranca con lo que hay que medir. Estado al 30/10/2026: los dos bloques quedaron instalados y probados en el telar, con el gabinete y los cuatro canales. Falta validar el conteo durante una jornada (período de prueba, hasta el 04/11/2026).</w:t>
       </w:r>
     </w:p>
     <w:p>
